--- a/_build/docx/01_Кадровые_документы/1_Представление_о_назначении.docx
+++ b/_build/docx/01_Кадровые_документы/1_Представление_о_назначении.docx
@@ -21,7 +21,7 @@
         <w:rPr>
           <w:rFonts w:ascii="Times New Roman" w:hAnsi="Times New Roman"/>
         </w:rPr>
-        <w:t>____________________________</w:t>
+        <w:t>А.В. Калите</w:t>
       </w:r>
     </w:p>
     <w:p>
@@ -226,7 +226,7 @@
         <w:rPr>
           <w:rFonts w:ascii="Times New Roman" w:hAnsi="Times New Roman"/>
         </w:rPr>
-        <w:t>3. Установить надбавку за руководство отделом в размере 300,00 бел. руб. в месяц.</w:t>
+        <w:t>3. Установить надбавку за руководство отделом в размере 500,00 бел. руб. в месяц.</w:t>
       </w:r>
     </w:p>
     <w:p>

--- a/_build/docx/01_Кадровые_документы/1_Представление_о_назначении.docx
+++ b/_build/docx/01_Кадровые_документы/1_Представление_о_назначении.docx
@@ -44,7 +44,7 @@
           <w:b/>
           <w:sz w:val="26"/>
         </w:rPr>
-        <w:t>о переводе и назначении руководителем отдела</w:t>
+        <w:t>о переводе на должность начальника проектно-конструкторского отдела</w:t>
       </w:r>
     </w:p>
     <w:p>
@@ -52,7 +52,7 @@
         <w:rPr>
           <w:rFonts w:ascii="Times New Roman" w:hAnsi="Times New Roman"/>
         </w:rPr>
-        <w:t>г. Брест                                                      «___» июня 2026 г.</w:t>
+        <w:t>г. Брест                                                      «___» __________ 2026 г.</w:t>
       </w:r>
     </w:p>
     <w:p>
@@ -128,28 +128,29 @@
           <w:rFonts w:ascii="Times New Roman" w:hAnsi="Times New Roman"/>
           <w:b/>
         </w:rPr>
-        <w:t>ведущего инженера-конструктора</w:t>
+        <w:t>начальника проектно-конструкторского отдела</w:t>
       </w:r>
       <w:r>
         <w:rPr>
           <w:rFonts w:ascii="Times New Roman" w:hAnsi="Times New Roman"/>
         </w:rPr>
-        <w:t xml:space="preserve"> с возложением функций</w:t>
+        <w:t xml:space="preserve"> (раздел I</w:t>
       </w:r>
     </w:p>
     <w:p>
       <w:r>
         <w:rPr>
           <w:rFonts w:ascii="Times New Roman" w:hAnsi="Times New Roman"/>
-          <w:b/>
         </w:rPr>
-        <w:t>руководителя проектно-конструкторского отдела</w:t>
+        <w:t>«Руководители» выпуска 39 ЕКСД, утв. постановлением Министерства труда и</w:t>
       </w:r>
+    </w:p>
+    <w:p>
       <w:r>
         <w:rPr>
           <w:rFonts w:ascii="Times New Roman" w:hAnsi="Times New Roman"/>
         </w:rPr>
-        <w:t xml:space="preserve"> с 25 июня 2026 г.</w:t>
+        <w:t>социальной защиты Республики Беларусь от 23.02.2024 № 9) с «___» __________ 2026 г.</w:t>
       </w:r>
     </w:p>
     <w:p>
@@ -196,6 +197,17 @@
       </w:r>
     </w:p>
     <w:p>
+      <w:pPr>
+        <w:pStyle w:val="ListBullet"/>
+      </w:pPr>
+      <w:r>
+        <w:rPr>
+          <w:rFonts w:ascii="Times New Roman" w:hAnsi="Times New Roman"/>
+        </w:rPr>
+        <w:t>Фактически выполняет проверку чертежей других конструкторов и наставничество.</w:t>
+      </w:r>
+    </w:p>
+    <w:p>
       <w:r>
         <w:rPr>
           <w:rFonts w:ascii="Times New Roman" w:hAnsi="Times New Roman"/>
@@ -210,7 +222,7 @@
         <w:rPr>
           <w:rFonts w:ascii="Times New Roman" w:hAnsi="Times New Roman"/>
         </w:rPr>
-        <w:t>1. Перевести Иванюк В.С. на должность ведущего инженера-конструктора с 25.06.2026.</w:t>
+        <w:t>1. Провести аттестацию Иванюк В.С. на соответствие квалификационным требованиям</w:t>
       </w:r>
     </w:p>
     <w:p>
@@ -218,7 +230,7 @@
         <w:rPr>
           <w:rFonts w:ascii="Times New Roman" w:hAnsi="Times New Roman"/>
         </w:rPr>
-        <w:t>2. Возложить на неё функции руководителя проектно-конструкторского отдела.</w:t>
+        <w:t>по должности начальника проектно-конструкторского отдела.</w:t>
       </w:r>
     </w:p>
     <w:p>
@@ -226,7 +238,31 @@
         <w:rPr>
           <w:rFonts w:ascii="Times New Roman" w:hAnsi="Times New Roman"/>
         </w:rPr>
-        <w:t>3. Установить надбавку за руководство отделом в размере 500,00 бел. руб. в месяц.</w:t>
+        <w:t>2. Перевести Иванюк В.С. на должность начальника проектно-конструкторского отдела</w:t>
+      </w:r>
+    </w:p>
+    <w:p>
+      <w:r>
+        <w:rPr>
+          <w:rFonts w:ascii="Times New Roman" w:hAnsi="Times New Roman"/>
+        </w:rPr>
+        <w:t>с «___» __________ 2026 г.</w:t>
+      </w:r>
+    </w:p>
+    <w:p>
+      <w:r>
+        <w:rPr>
+          <w:rFonts w:ascii="Times New Roman" w:hAnsi="Times New Roman"/>
+        </w:rPr>
+        <w:t>3. Установить надбавку за сложность и напряжённость труда в размере</w:t>
+      </w:r>
+    </w:p>
+    <w:p>
+      <w:r>
+        <w:rPr>
+          <w:rFonts w:ascii="Times New Roman" w:hAnsi="Times New Roman"/>
+        </w:rPr>
+        <w:t>500,00 бел. руб. в месяц.</w:t>
       </w:r>
     </w:p>
     <w:p>
@@ -242,7 +278,7 @@
         <w:rPr>
           <w:rFonts w:ascii="Times New Roman" w:hAnsi="Times New Roman"/>
         </w:rPr>
-        <w:t>Отдел в составе: ведущий инженер-конструктор (руководитель), инженер-конструктор,</w:t>
+        <w:t>Отдел в составе: начальник отдела, инженер-конструктор, архитектор; планируется</w:t>
       </w:r>
     </w:p>
     <w:p>
@@ -250,7 +286,102 @@
         <w:rPr>
           <w:rFonts w:ascii="Times New Roman" w:hAnsi="Times New Roman"/>
         </w:rPr>
-        <w:t>архитектор; планируется ввод второй ставки инженера-конструктора.</w:t>
+        <w:t>ввод второй ставки инженера-конструктора.</w:t>
+      </w:r>
+    </w:p>
+    <w:p>
+      <w:r>
+        <w:rPr>
+          <w:rFonts w:ascii="Times New Roman" w:hAnsi="Times New Roman"/>
+          <w:b/>
+          <w:sz w:val="24"/>
+        </w:rPr>
+        <w:t>Примечание о квалификационных требованиях</w:t>
+      </w:r>
+    </w:p>
+    <w:p>
+      <w:r>
+        <w:rPr>
+          <w:rFonts w:ascii="Times New Roman" w:hAnsi="Times New Roman"/>
+        </w:rPr>
+        <w:t>Квалификационные требования по должности начальника (заведующего)</w:t>
+      </w:r>
+    </w:p>
+    <w:p>
+      <w:r>
+        <w:rPr>
+          <w:rFonts w:ascii="Times New Roman" w:hAnsi="Times New Roman"/>
+        </w:rPr>
+        <w:t>проектно-конструкторским отделом — высшее образование по профилям образования</w:t>
+      </w:r>
+    </w:p>
+    <w:p>
+      <w:r>
+        <w:rPr>
+          <w:rFonts w:ascii="Times New Roman" w:hAnsi="Times New Roman"/>
+        </w:rPr>
+        <w:t>«Техника и технологии», «Архитектура и строительство», «Сельское и лесное</w:t>
+      </w:r>
+    </w:p>
+    <w:p>
+      <w:r>
+        <w:rPr>
+          <w:rFonts w:ascii="Times New Roman" w:hAnsi="Times New Roman"/>
+        </w:rPr>
+        <w:t>хозяйство. Садово-парковое строительство» соответствующего вида профессиональной</w:t>
+      </w:r>
+    </w:p>
+    <w:p>
+      <w:r>
+        <w:rPr>
+          <w:rFonts w:ascii="Times New Roman" w:hAnsi="Times New Roman"/>
+        </w:rPr>
+        <w:t>деятельности и стаж конструкторской работы не менее 8 лет. При недостаточности</w:t>
+      </w:r>
+    </w:p>
+    <w:p>
+      <w:r>
+        <w:rPr>
+          <w:rFonts w:ascii="Times New Roman" w:hAnsi="Times New Roman"/>
+        </w:rPr>
+        <w:t xml:space="preserve">стажа прошу произвести назначение </w:t>
+      </w:r>
+      <w:r>
+        <w:rPr>
+          <w:rFonts w:ascii="Times New Roman" w:hAnsi="Times New Roman"/>
+          <w:b/>
+        </w:rPr>
+        <w:t>в порядке исключения</w:t>
+      </w:r>
+      <w:r>
+        <w:rPr>
+          <w:rFonts w:ascii="Times New Roman" w:hAnsi="Times New Roman"/>
+        </w:rPr>
+        <w:t xml:space="preserve"> на основании пункта 12</w:t>
+      </w:r>
+    </w:p>
+    <w:p>
+      <w:r>
+        <w:rPr>
+          <w:rFonts w:ascii="Times New Roman" w:hAnsi="Times New Roman"/>
+        </w:rPr>
+        <w:t>Общих положений Единого квалификационного справочника должностей служащих</w:t>
+      </w:r>
+    </w:p>
+    <w:p>
+      <w:r>
+        <w:rPr>
+          <w:rFonts w:ascii="Times New Roman" w:hAnsi="Times New Roman"/>
+        </w:rPr>
+        <w:t>(утв. постановлением Министерства труда и социальной защиты Республики Беларусь</w:t>
+      </w:r>
+    </w:p>
+    <w:p>
+      <w:r>
+        <w:rPr>
+          <w:rFonts w:ascii="Times New Roman" w:hAnsi="Times New Roman"/>
+        </w:rPr>
+        <w:t>от 02.01.2012 № 1) с учётом рекомендации аттестационной комиссии.</w:t>
       </w:r>
     </w:p>
     <w:p>

--- a/_build/docx/01_Кадровые_документы/1_Представление_о_назначении.docx
+++ b/_build/docx/01_Кадровые_документы/1_Представление_о_назначении.docx
@@ -415,7 +415,7 @@
       </w:r>
     </w:p>
     <w:sectPr>
-      <w:pgSz w:w="12240" w:h="15840"/>
+      <w:pgSz w:w="11906" w:h="16838"/>
       <w:pgMar w:top="1134" w:right="850" w:bottom="1134" w:left="1417" w:header="720" w:footer="720" w:gutter="0"/>
       <w:cols w:space="720"/>
       <w:docGrid w:linePitch="360"/>
